--- a/tests/org.obeonetwork.m2doc.tests/resources/linkServices/asBookmarkTextRefNoBookmarkOptional/asBookmarkTextRefNoBookmarkOptional-expected-generation.docx
+++ b/tests/org.obeonetwork.m2doc.tests/resources/linkServices/asBookmarkTextRefNoBookmarkOptional/asBookmarkTextRefNoBookmarkOptional-expected-generation.docx
@@ -34,7 +34,7 @@
         </w:rPr>
       </w:pPr>
       <w:r/>
-      <w:r w:rsidR="759469E32801B8995E9FD6EFFE08518E">
+      <w:r w:rsidR="77495A421B68BEEB76AFCF8112D118E1">
         <w:fldChar w:fldCharType="end"/>
       </w:r>
     </w:p>

--- a/tests/org.obeonetwork.m2doc.tests/resources/linkServices/asBookmarkTextRefNoBookmarkOptional/asBookmarkTextRefNoBookmarkOptional-expected-generation.docx
+++ b/tests/org.obeonetwork.m2doc.tests/resources/linkServices/asBookmarkTextRefNoBookmarkOptional/asBookmarkTextRefNoBookmarkOptional-expected-generation.docx
@@ -34,7 +34,7 @@
         </w:rPr>
       </w:pPr>
       <w:r/>
-      <w:r w:rsidR="759469E32801B8995E9FD6EFFE08518E">
+      <w:r w:rsidR="4ED132AFE520BCD74E30B9734819938E">
         <w:fldChar w:fldCharType="end"/>
       </w:r>
     </w:p>
